--- a/zhs/docx/074.content.docx
+++ b/zhs/docx/074.content.docx
@@ -19,7 +19,7 @@
         <w:rPr>
           <w:lang w:val="zh_CN" w:bidi="zh_CN"/>
         </w:rPr>
-        <w:t>Resource: 关键词 (SRV)</w:t>
+        <w:t>Resource: Familiarization, Internalization, Articulation (Fia) Terms</w:t>
       </w:r>
       <w:r>
         <w:rPr>
@@ -39,42 +39,61 @@
           <w:b/>
           <w:lang w:val="zh_CN" w:bidi="zh_CN"/>
         </w:rPr>
-        <w:t>Familiarization, Internalization, Articulation (FIA) Key Terms</w:t>
-      </w:r>
-      <w:r>
-        <w:rPr>
-          <w:lang w:val="zh_CN" w:bidi="zh_CN"/>
-        </w:rPr>
-        <w:t xml:space="preserve"> © 2023 SRV Partners Released under CC BY-SA 4.0 license. </w:t>
-      </w:r>
-      <w:r>
-        <w:rPr>
-          <w:lang w:val="zh_CN" w:bidi="zh_CN"/>
-        </w:rPr>
-        <w:t>Familiarization, Internalization, Articulation (FIA) Key Terms</w:t>
-      </w:r>
-      <w:r>
-        <w:rPr>
-          <w:lang w:val="zh_CN" w:bidi="zh_CN"/>
-        </w:rPr>
-        <w:t xml:space="preserve"> has been adapted in the following languages Tok Pisin, عربي, Français, हिंदी, Bahasa Indonesia, Português, Русский, Español, Kiswahili, 简体中文 from </w:t>
-      </w:r>
-      <w:r>
-        <w:rPr>
-          <w:lang w:val="zh_CN" w:bidi="zh_CN"/>
-        </w:rPr>
-        <w:t>Familiarization, Internalization, Articulation (FIA)</w:t>
-      </w:r>
-      <w:r>
-        <w:rPr>
-          <w:lang w:val="zh_CN" w:bidi="zh_CN"/>
-        </w:rPr>
-        <w:t xml:space="preserve"> © 2023 SRV Partners. Released under CC BY-SA 4.0 license by Mission Mutual</w:t>
-      </w:r>
-      <w:r>
-        <w:rPr>
-          <w:lang w:val="zh_CN" w:bidi="zh_CN"/>
-        </w:rPr>
+        <w:t>Familiarization, Internalization, Articulation (Fia) Terms</w:t>
+      </w:r>
+      <w:r>
+        <w:rPr>
+          <w:lang w:val="zh_CN" w:bidi="zh_CN"/>
+        </w:rPr>
+        <w:t xml:space="preserve"> (Chinese (Simplified)) is based on: </w:t>
+      </w:r>
+      <w:r>
+        <w:rPr>
+          <w:lang w:val="zh_CN" w:bidi="zh_CN"/>
+        </w:rPr>
+        <w:t>Familiarization, Internalization, Articulation (Fia) Terms</w:t>
+      </w:r>
+      <w:r>
+        <w:rPr>
+          <w:lang w:val="zh_CN" w:bidi="zh_CN"/>
+        </w:rPr>
+        <w:t xml:space="preserve">, </w:t>
+      </w:r>
+      <w:hyperlink r:id="rId13">
+        <w:r>
+          <w:rPr>
+            <w:lang w:val="zh_CN" w:bidi="zh_CN"/>
+          </w:rPr>
+          <w:rPr>
+            <w:color w:val="0000EE"/>
+            <w:u w:val="single"/>
+          </w:rPr>
+          <w:t>SRV Partners</w:t>
+        </w:r>
+      </w:hyperlink>
+      <w:r>
+        <w:rPr>
+          <w:lang w:val="zh_CN" w:bidi="zh_CN"/>
+        </w:rPr>
+        <w:t xml:space="preserve">, 2023, which is licensed under a </w:t>
+      </w:r>
+      <w:hyperlink r:id="rId14">
+        <w:r>
+          <w:rPr>
+            <w:lang w:val="zh_CN" w:bidi="zh_CN"/>
+          </w:rPr>
+          <w:rPr>
+            <w:color w:val="0000EE"/>
+            <w:u w:val="single"/>
+          </w:rPr>
+          <w:t>CC BY-SA 4.0 license</w:t>
+        </w:r>
+      </w:hyperlink>
+      <w:r>
+        <w:rPr>
+          <w:lang w:val="zh_CN" w:bidi="zh_CN"/>
+        </w:rPr>
+        <w:t>.</w:t>
       </w:r>
       <w:r>
         <w:rPr>
@@ -83,6 +102,30 @@
       </w:r>
     </w:p>
     <w:p>
+      <w:pPr/>
+      <w:r>
+        <w:rPr>
+          <w:lang w:val="zh_CN" w:bidi="zh_CN"/>
+        </w:rPr>
+      </w:r>
+      <w:r>
+        <w:rPr>
+          <w:lang w:val="zh_CN" w:bidi="zh_CN"/>
+        </w:rPr>
+        <w:t>This PDF version is provided under the same license.</w:t>
+      </w:r>
+      <w:r>
+        <w:rPr>
+          <w:lang w:val="zh_CN" w:bidi="zh_CN"/>
+        </w:rPr>
+      </w:r>
+      <w:r>
+        <w:rPr>
+          <w:lang w:val="zh_CN" w:bidi="zh_CN"/>
+        </w:rPr>
+      </w:r>
+    </w:p>
+    <w:p>
       <w:pPr>
         <w:pStyle w:val="Heading1"/>
       </w:pPr>
@@ -90,7 +133,7 @@
         <w:rPr>
           <w:lang w:val="zh_CN" w:bidi="zh_CN"/>
         </w:rPr>
-        <w:t>关键词 (SRV)</w:t>
+        <w:t>Familiarization, Internalization, Articulation (Fia) Terms</w:t>
       </w:r>
     </w:p>
     <w:p>
@@ -260,12 +303,18 @@
         </w:rPr>
         <w:t>神恨恶邪恶。只有神才能消灭邪恶，因为神是全然良善的。当神建立祂的</w:t>
       </w:r>
-      <w:r>
-        <w:rPr>
-          <w:lang w:val="zh_CN" w:bidi="zh_CN"/>
-        </w:rPr>
-        <w:t>国度</w:t>
-      </w:r>
+      <w:hyperlink r:id="rId15">
+        <w:r>
+          <w:rPr>
+            <w:lang w:val="zh_CN" w:bidi="zh_CN"/>
+          </w:rPr>
+          <w:rPr>
+            <w:color w:val="0000EE"/>
+            <w:u w:val="single"/>
+          </w:rPr>
+          <w:t>国度</w:t>
+        </w:r>
+      </w:hyperlink>
       <w:r>
         <w:rPr>
           <w:lang w:val="zh_CN" w:bidi="zh_CN"/>
@@ -308,24 +357,14 @@
       </w:r>
     </w:p>
     <w:p>
-      <w:pPr/>
-      <w:r>
-        <w:rPr>
-          <w:lang w:val="zh_CN" w:bidi="zh_CN"/>
-        </w:rPr>
-      </w:r>
-      <w:r>
-        <w:rPr>
-          <w:b/>
-          <w:lang w:val="zh_CN" w:bidi="zh_CN"/>
-        </w:rPr>
-        <w:t>邪恶</w:t>
-      </w:r>
-      <w:r>
-        <w:rPr>
-          <w:lang w:val="zh_CN" w:bidi="zh_CN"/>
-        </w:rPr>
-        <w:t>的意思与恶行相同。 邪恶是善的反面。</w:t>
+      <w:pPr>
+        <w:pStyle w:val="Heading4"/>
+      </w:pPr>
+      <w:r>
+        <w:rPr>
+          <w:lang w:val="zh_CN" w:bidi="zh_CN"/>
+        </w:rPr>
+        <w:t>Audio Content</w:t>
       </w:r>
     </w:p>
     <w:p>
@@ -335,23 +374,33 @@
           <w:lang w:val="zh_CN" w:bidi="zh_CN"/>
         </w:rPr>
       </w:r>
-      <w:r>
-        <w:rPr>
-          <w:lang w:val="zh_CN" w:bidi="zh_CN"/>
-        </w:rPr>
-        <w:t>邪恶的人会想去做伤害他人的坏事。 当人停止顺服</w:t>
-      </w:r>
-      <w:r>
-        <w:rPr>
-          <w:lang w:val="zh_CN" w:bidi="zh_CN"/>
-        </w:rPr>
-        <w:t>神</w:t>
-      </w:r>
-      <w:r>
-        <w:rPr>
-          <w:lang w:val="zh_CN" w:bidi="zh_CN"/>
-        </w:rPr>
-        <w:t>时，他们就开始做邪恶的事。</w:t>
+      <w:hyperlink r:id="rId16">
+        <w:r>
+          <w:rPr>
+            <w:lang w:val="zh_CN" w:bidi="zh_CN"/>
+          </w:rPr>
+          <w:rPr>
+            <w:color w:val="0000EE"/>
+            <w:u w:val="single"/>
+          </w:rPr>
+          <w:t>mp3 file</w:t>
+        </w:r>
+      </w:hyperlink>
+      <w:r>
+        <w:rPr>
+          <w:lang w:val="zh_CN" w:bidi="zh_CN"/>
+        </w:rPr>
+        <w:t xml:space="preserve"> (None KB)</w:t>
+      </w:r>
+      <w:r>
+        <w:rPr>
+          <w:lang w:val="zh_CN" w:bidi="zh_CN"/>
+        </w:rPr>
+      </w:r>
+      <w:r>
+        <w:rPr>
+          <w:lang w:val="zh_CN" w:bidi="zh_CN"/>
+        </w:rPr>
       </w:r>
     </w:p>
     <w:p>
@@ -361,11 +410,21 @@
           <w:lang w:val="zh_CN" w:bidi="zh_CN"/>
         </w:rPr>
       </w:r>
-      <w:r>
-        <w:rPr>
-          <w:lang w:val="zh_CN" w:bidi="zh_CN"/>
-        </w:rPr>
-        <w:t>因为人类如此不顺服神，圣经教导我们，我们的心已经变得邪恶。 我们不想做善事，而是想做坏事。 世界上很多问题，比如战争、贫穷和不公，都是因为人心中的邪恶而产生的。 即使是疾病和死亡，最终也是邪恶的结果。</w:t>
+    </w:p>
+    <w:p>
+      <w:pPr>
+        <w:pStyle w:val="Heading2"/>
+      </w:pPr>
+      <w:r>
+        <w:rPr>
+          <w:lang w:val="zh_CN" w:bidi="zh_CN"/>
+        </w:rPr>
+        <w:t>邪恶</w:t>
+      </w:r>
+      <w:r>
+        <w:rPr>
+          <w:lang w:val="zh_CN" w:bidi="zh_CN"/>
+        </w:rPr>
       </w:r>
     </w:p>
     <w:p>
@@ -377,19 +436,16 @@
       </w:r>
       <w:r>
         <w:rPr>
-          <w:lang w:val="zh_CN" w:bidi="zh_CN"/>
-        </w:rPr>
-        <w:t>神恨恶邪恶。 当神建立祂的国，直到永远时，祂必定要消灭邪恶。 没有邪恶的事物能进入神的国度 在那之前，神仍然容许邪恶发生。 为什么祂允许这件事（容许邪恶发生）是基督徒最难回答的问题之一！</w:t>
-      </w:r>
-      <w:r>
-        <w:rPr>
-          <w:lang w:val="zh_CN" w:bidi="zh_CN"/>
-        </w:rPr>
-      </w:r>
-      <w:r>
-        <w:rPr>
-          <w:lang w:val="zh_CN" w:bidi="zh_CN"/>
-        </w:rPr>
+          <w:b/>
+          <w:lang w:val="zh_CN" w:bidi="zh_CN"/>
+        </w:rPr>
+        <w:t>邪恶</w:t>
+      </w:r>
+      <w:r>
+        <w:rPr>
+          <w:lang w:val="zh_CN" w:bidi="zh_CN"/>
+        </w:rPr>
+        <w:t>的意思与恶行相同。 邪恶是善的反面。</w:t>
       </w:r>
     </w:p>
     <w:p>
@@ -399,21 +455,29 @@
           <w:lang w:val="zh_CN" w:bidi="zh_CN"/>
         </w:rPr>
       </w:r>
-    </w:p>
-    <w:p>
-      <w:pPr>
-        <w:pStyle w:val="Heading2"/>
-      </w:pPr>
-      <w:r>
-        <w:rPr>
-          <w:lang w:val="zh_CN" w:bidi="zh_CN"/>
-        </w:rPr>
-        <w:t>邪灵</w:t>
-      </w:r>
-      <w:r>
-        <w:rPr>
-          <w:lang w:val="zh_CN" w:bidi="zh_CN"/>
-        </w:rPr>
+      <w:r>
+        <w:rPr>
+          <w:lang w:val="zh_CN" w:bidi="zh_CN"/>
+        </w:rPr>
+        <w:t>邪恶的人会想去做伤害他人的坏事。 当人停止顺服</w:t>
+      </w:r>
+      <w:hyperlink r:id="rId17">
+        <w:r>
+          <w:rPr>
+            <w:lang w:val="zh_CN" w:bidi="zh_CN"/>
+          </w:rPr>
+          <w:rPr>
+            <w:color w:val="0000EE"/>
+            <w:u w:val="single"/>
+          </w:rPr>
+          <w:t>神</w:t>
+        </w:r>
+      </w:hyperlink>
+      <w:r>
+        <w:rPr>
+          <w:lang w:val="zh_CN" w:bidi="zh_CN"/>
+        </w:rPr>
+        <w:t>时，他们就开始做邪恶的事。</w:t>
       </w:r>
     </w:p>
     <w:p>
@@ -427,75 +491,7 @@
         <w:rPr>
           <w:lang w:val="zh_CN" w:bidi="zh_CN"/>
         </w:rPr>
-        <w:t>鬼</w:t>
-      </w:r>
-      <w:r>
-        <w:rPr>
-          <w:lang w:val="zh_CN" w:bidi="zh_CN"/>
-        </w:rPr>
-        <w:t>、</w:t>
-      </w:r>
-      <w:r>
-        <w:rPr>
-          <w:b/>
-          <w:lang w:val="zh_CN" w:bidi="zh_CN"/>
-        </w:rPr>
-        <w:t>邪灵</w:t>
-      </w:r>
-      <w:r>
-        <w:rPr>
-          <w:lang w:val="zh_CN" w:bidi="zh_CN"/>
-        </w:rPr>
-        <w:t>或</w:t>
-      </w:r>
-      <w:r>
-        <w:rPr>
-          <w:b/>
-          <w:lang w:val="zh_CN" w:bidi="zh_CN"/>
-        </w:rPr>
-        <w:t>不洁净的灵</w:t>
-      </w:r>
-      <w:r>
-        <w:rPr>
-          <w:lang w:val="zh_CN" w:bidi="zh_CN"/>
-        </w:rPr>
-        <w:t>这些短语指的都是同一件事。鬼是反叛神的灵。所有鬼的首领被称为</w:t>
-      </w:r>
-      <w:r>
-        <w:rPr>
-          <w:lang w:val="zh_CN" w:bidi="zh_CN"/>
-        </w:rPr>
-        <w:t>撒但</w:t>
-      </w:r>
-      <w:r>
-        <w:rPr>
-          <w:lang w:val="zh_CN" w:bidi="zh_CN"/>
-        </w:rPr>
-        <w:t>、</w:t>
-      </w:r>
-      <w:r>
-        <w:rPr>
-          <w:lang w:val="zh_CN" w:bidi="zh_CN"/>
-        </w:rPr>
-        <w:t>魔鬼</w:t>
-      </w:r>
-      <w:r>
-        <w:rPr>
-          <w:lang w:val="zh_CN" w:bidi="zh_CN"/>
-        </w:rPr>
-        <w:t>，有时还被称作别西卜。因为神创造了万物，所以神也创造了这些灵。神创造他们，就像</w:t>
-      </w:r>
-      <w:r>
-        <w:rPr>
-          <w:lang w:val="zh_CN" w:bidi="zh_CN"/>
-        </w:rPr>
-        <w:t>天使</w:t>
-      </w:r>
-      <w:r>
-        <w:rPr>
-          <w:lang w:val="zh_CN" w:bidi="zh_CN"/>
-        </w:rPr>
-        <w:t>一样，为要做祂的工作。但有些天使背叛了神，这些天使就成了邪灵。这些邪灵试图摧毁并且欺骗人们。</w:t>
+        <w:t>因为人类如此不顺服神，圣经教导我们，我们的心已经变得邪恶。 我们不想做善事，而是想做坏事。 世界上很多问题，比如战争、贫穷和不公，都是因为人心中的邪恶而产生的。 即使是疾病和死亡，最终也是邪恶的结果。</w:t>
       </w:r>
     </w:p>
     <w:p>
@@ -509,31 +505,17 @@
         <w:rPr>
           <w:lang w:val="zh_CN" w:bidi="zh_CN"/>
         </w:rPr>
-        <w:t>鬼可以控制人们，让人们生病或行为怪异。当鬼控制一个人时，我们说这个人被</w:t>
-      </w:r>
-      <w:r>
-        <w:rPr>
-          <w:lang w:val="zh_CN" w:bidi="zh_CN"/>
-        </w:rPr>
-        <w:t>鬼附</w:t>
-      </w:r>
-      <w:r>
-        <w:rPr>
-          <w:lang w:val="zh_CN" w:bidi="zh_CN"/>
-        </w:rPr>
-        <w:t>了。一个被鬼附的人可能会成为聋子、哑巴，或者有类似于间歇性的癫痫发作。这个人可能会变得非常暴力并大声喊叫。</w:t>
-      </w:r>
-      <w:r>
-        <w:rPr>
-          <w:lang w:val="zh_CN" w:bidi="zh_CN"/>
-        </w:rPr>
-        <w:t>犹太人</w:t>
-      </w:r>
-      <w:r>
-        <w:rPr>
-          <w:lang w:val="zh_CN" w:bidi="zh_CN"/>
-        </w:rPr>
-        <w:t>试图通过仪式把人体内的鬼赶出去，这仪式有可能持续很长时间。但耶稣在地上时，赶出了许多鬼，祂只是通过命令鬼离开就可以做到这一点！</w:t>
+        <w:t>神恨恶邪恶。 当神建立祂的国，直到永远时，祂必定要消灭邪恶。 没有邪恶的事物能进入神的国度 在那之前，神仍然容许邪恶发生。 为什么祂允许这件事（容许邪恶发生）是基督徒最难回答的问题之一！</w:t>
+      </w:r>
+      <w:r>
+        <w:rPr>
+          <w:lang w:val="zh_CN" w:bidi="zh_CN"/>
+        </w:rPr>
+      </w:r>
+      <w:r>
+        <w:rPr>
+          <w:lang w:val="zh_CN" w:bidi="zh_CN"/>
+        </w:rPr>
       </w:r>
     </w:p>
     <w:p>
@@ -543,12 +525,11 @@
           <w:lang w:val="zh_CN" w:bidi="zh_CN"/>
         </w:rPr>
       </w:r>
-      <w:r>
-        <w:rPr>
-          <w:lang w:val="zh_CN" w:bidi="zh_CN"/>
-        </w:rPr>
-        <w:t>鬼也可以被称为邪灵。这表明他们的意图是</w:t>
-      </w:r>
+    </w:p>
+    <w:p>
+      <w:pPr>
+        <w:pStyle w:val="Heading2"/>
+      </w:pPr>
       <w:r>
         <w:rPr>
           <w:lang w:val="zh_CN" w:bidi="zh_CN"/>
@@ -559,19 +540,17 @@
         <w:rPr>
           <w:lang w:val="zh_CN" w:bidi="zh_CN"/>
         </w:rPr>
-        <w:t>的。他们有时被称为不洁净的灵。</w:t>
-      </w:r>
-      <w:r>
-        <w:rPr>
-          <w:lang w:val="zh_CN" w:bidi="zh_CN"/>
-        </w:rPr>
-        <w:t>不洁净</w:t>
-      </w:r>
-      <w:r>
-        <w:rPr>
-          <w:lang w:val="zh_CN" w:bidi="zh_CN"/>
-        </w:rPr>
-        <w:t>的东西不适合事奉神。</w:t>
+      </w:r>
+    </w:p>
+    <w:p>
+      <w:pPr>
+        <w:pStyle w:val="Heading4"/>
+      </w:pPr>
+      <w:r>
+        <w:rPr>
+          <w:lang w:val="zh_CN" w:bidi="zh_CN"/>
+        </w:rPr>
+        <w:t>Audio Content</w:t>
       </w:r>
     </w:p>
     <w:p>
@@ -581,12 +560,33 @@
           <w:lang w:val="zh_CN" w:bidi="zh_CN"/>
         </w:rPr>
       </w:r>
-      <w:r>
-        <w:rPr>
-          <w:b/>
-          <w:lang w:val="zh_CN" w:bidi="zh_CN"/>
-        </w:rPr>
-        <w:t>当你翻译鬼时，要注意以下几个事项：</w:t>
+      <w:hyperlink r:id="rId16">
+        <w:r>
+          <w:rPr>
+            <w:lang w:val="zh_CN" w:bidi="zh_CN"/>
+          </w:rPr>
+          <w:rPr>
+            <w:color w:val="0000EE"/>
+            <w:u w:val="single"/>
+          </w:rPr>
+          <w:t>mp3 file</w:t>
+        </w:r>
+      </w:hyperlink>
+      <w:r>
+        <w:rPr>
+          <w:lang w:val="zh_CN" w:bidi="zh_CN"/>
+        </w:rPr>
+        <w:t xml:space="preserve"> (None KB)</w:t>
+      </w:r>
+      <w:r>
+        <w:rPr>
+          <w:lang w:val="zh_CN" w:bidi="zh_CN"/>
+        </w:rPr>
+      </w:r>
+      <w:r>
+        <w:rPr>
+          <w:lang w:val="zh_CN" w:bidi="zh_CN"/>
+        </w:rPr>
       </w:r>
     </w:p>
     <w:p>
@@ -596,16 +596,16 @@
           <w:lang w:val="zh_CN" w:bidi="zh_CN"/>
         </w:rPr>
       </w:r>
-      <w:r>
-        <w:rPr>
-          <w:lang w:val="zh_CN" w:bidi="zh_CN"/>
-        </w:rPr>
-        <w:t>鬼不是已死之人的灵魂，尽管在许多文化中，他们可能会假装成他们是谁。如果你必须使用一个词语来表示死去之人的灵魂，那么请注意，随着时间的推移，人们必须要学会这些灵并不真的是那些死去之人的灵魂，而是假装成这样的。</w:t>
-      </w:r>
-      <w:r>
-        <w:rPr>
-          <w:lang w:val="zh_CN" w:bidi="zh_CN"/>
-        </w:rPr>
+    </w:p>
+    <w:p>
+      <w:pPr>
+        <w:pStyle w:val="Heading2"/>
+      </w:pPr>
+      <w:r>
+        <w:rPr>
+          <w:lang w:val="zh_CN" w:bidi="zh_CN"/>
+        </w:rPr>
+        <w:t>邪灵</w:t>
       </w:r>
       <w:r>
         <w:rPr>
@@ -620,21 +620,103 @@
           <w:lang w:val="zh_CN" w:bidi="zh_CN"/>
         </w:rPr>
       </w:r>
-    </w:p>
-    <w:p>
-      <w:pPr>
-        <w:pStyle w:val="Heading2"/>
-      </w:pPr>
-      <w:r>
-        <w:rPr>
-          <w:lang w:val="zh_CN" w:bidi="zh_CN"/>
-        </w:rPr>
-        <w:t>亵渎</w:t>
-      </w:r>
-      <w:r>
-        <w:rPr>
-          <w:lang w:val="zh_CN" w:bidi="zh_CN"/>
-        </w:rPr>
+      <w:hyperlink r:id="rId18">
+        <w:r>
+          <w:rPr>
+            <w:lang w:val="zh_CN" w:bidi="zh_CN"/>
+          </w:rPr>
+          <w:rPr>
+            <w:color w:val="0000EE"/>
+            <w:u w:val="single"/>
+          </w:rPr>
+          <w:t>鬼</w:t>
+        </w:r>
+      </w:hyperlink>
+      <w:r>
+        <w:rPr>
+          <w:lang w:val="zh_CN" w:bidi="zh_CN"/>
+        </w:rPr>
+        <w:t>、</w:t>
+      </w:r>
+      <w:r>
+        <w:rPr>
+          <w:b/>
+          <w:lang w:val="zh_CN" w:bidi="zh_CN"/>
+        </w:rPr>
+        <w:t>邪灵</w:t>
+      </w:r>
+      <w:r>
+        <w:rPr>
+          <w:lang w:val="zh_CN" w:bidi="zh_CN"/>
+        </w:rPr>
+        <w:t>或</w:t>
+      </w:r>
+      <w:r>
+        <w:rPr>
+          <w:b/>
+          <w:lang w:val="zh_CN" w:bidi="zh_CN"/>
+        </w:rPr>
+        <w:t>不洁净的灵</w:t>
+      </w:r>
+      <w:r>
+        <w:rPr>
+          <w:lang w:val="zh_CN" w:bidi="zh_CN"/>
+        </w:rPr>
+        <w:t>这些短语指的都是同一件事。鬼是反叛神的灵。所有鬼的首领被称为</w:t>
+      </w:r>
+      <w:hyperlink r:id="rId19">
+        <w:r>
+          <w:rPr>
+            <w:lang w:val="zh_CN" w:bidi="zh_CN"/>
+          </w:rPr>
+          <w:rPr>
+            <w:color w:val="0000EE"/>
+            <w:u w:val="single"/>
+          </w:rPr>
+          <w:t>撒但</w:t>
+        </w:r>
+      </w:hyperlink>
+      <w:r>
+        <w:rPr>
+          <w:lang w:val="zh_CN" w:bidi="zh_CN"/>
+        </w:rPr>
+        <w:t>、</w:t>
+      </w:r>
+      <w:hyperlink r:id="rId20">
+        <w:r>
+          <w:rPr>
+            <w:lang w:val="zh_CN" w:bidi="zh_CN"/>
+          </w:rPr>
+          <w:rPr>
+            <w:color w:val="0000EE"/>
+            <w:u w:val="single"/>
+          </w:rPr>
+          <w:t>魔鬼</w:t>
+        </w:r>
+      </w:hyperlink>
+      <w:r>
+        <w:rPr>
+          <w:lang w:val="zh_CN" w:bidi="zh_CN"/>
+        </w:rPr>
+        <w:t>，有时还被称作别西卜。因为神创造了万物，所以神也创造了这些灵。神创造他们，就像</w:t>
+      </w:r>
+      <w:hyperlink r:id="rId21">
+        <w:r>
+          <w:rPr>
+            <w:lang w:val="zh_CN" w:bidi="zh_CN"/>
+          </w:rPr>
+          <w:rPr>
+            <w:color w:val="0000EE"/>
+            <w:u w:val="single"/>
+          </w:rPr>
+          <w:t>天使</w:t>
+        </w:r>
+      </w:hyperlink>
+      <w:r>
+        <w:rPr>
+          <w:lang w:val="zh_CN" w:bidi="zh_CN"/>
+        </w:rPr>
+        <w:t>一样，为要做祂的工作。但有些天使背叛了神，这些天使就成了邪灵。这些邪灵试图摧毁并且欺骗人们。</w:t>
       </w:r>
     </w:p>
     <w:p>
@@ -646,40 +728,357 @@
       </w:r>
       <w:r>
         <w:rPr>
+          <w:lang w:val="zh_CN" w:bidi="zh_CN"/>
+        </w:rPr>
+        <w:t>鬼可以控制人们，让人们生病或行为怪异。当鬼控制一个人时，我们说这个人被</w:t>
+      </w:r>
+      <w:hyperlink r:id="rId22">
+        <w:r>
+          <w:rPr>
+            <w:lang w:val="zh_CN" w:bidi="zh_CN"/>
+          </w:rPr>
+          <w:rPr>
+            <w:color w:val="0000EE"/>
+            <w:u w:val="single"/>
+          </w:rPr>
+          <w:t>鬼附</w:t>
+        </w:r>
+      </w:hyperlink>
+      <w:r>
+        <w:rPr>
+          <w:lang w:val="zh_CN" w:bidi="zh_CN"/>
+        </w:rPr>
+        <w:t>了。一个被鬼附的人可能会成为聋子、哑巴，或者有类似于间歇性的癫痫发作。这个人可能会变得非常暴力并大声喊叫。</w:t>
+      </w:r>
+      <w:hyperlink r:id="rId23">
+        <w:r>
+          <w:rPr>
+            <w:lang w:val="zh_CN" w:bidi="zh_CN"/>
+          </w:rPr>
+          <w:rPr>
+            <w:color w:val="0000EE"/>
+            <w:u w:val="single"/>
+          </w:rPr>
+          <w:t>犹太人</w:t>
+        </w:r>
+      </w:hyperlink>
+      <w:r>
+        <w:rPr>
+          <w:lang w:val="zh_CN" w:bidi="zh_CN"/>
+        </w:rPr>
+        <w:t>试图通过仪式把人体内的鬼赶出去，这仪式有可能持续很长时间。但耶稣在地上时，赶出了许多鬼，祂只是通过命令鬼离开就可以做到这一点！</w:t>
+      </w:r>
+    </w:p>
+    <w:p>
+      <w:pPr/>
+      <w:r>
+        <w:rPr>
+          <w:lang w:val="zh_CN" w:bidi="zh_CN"/>
+        </w:rPr>
+      </w:r>
+      <w:r>
+        <w:rPr>
+          <w:lang w:val="zh_CN" w:bidi="zh_CN"/>
+        </w:rPr>
+        <w:t>鬼也可以被称为邪灵。这表明他们的意图是</w:t>
+      </w:r>
+      <w:hyperlink r:id="rId24">
+        <w:r>
+          <w:rPr>
+            <w:lang w:val="zh_CN" w:bidi="zh_CN"/>
+          </w:rPr>
+          <w:rPr>
+            <w:color w:val="0000EE"/>
+            <w:u w:val="single"/>
+          </w:rPr>
+          <w:t>邪恶</w:t>
+        </w:r>
+      </w:hyperlink>
+      <w:r>
+        <w:rPr>
+          <w:lang w:val="zh_CN" w:bidi="zh_CN"/>
+        </w:rPr>
+        <w:t>的。他们有时被称为不洁净的灵。</w:t>
+      </w:r>
+      <w:hyperlink r:id="rId25">
+        <w:r>
+          <w:rPr>
+            <w:lang w:val="zh_CN" w:bidi="zh_CN"/>
+          </w:rPr>
+          <w:rPr>
+            <w:color w:val="0000EE"/>
+            <w:u w:val="single"/>
+          </w:rPr>
+          <w:t>不洁净</w:t>
+        </w:r>
+      </w:hyperlink>
+      <w:r>
+        <w:rPr>
+          <w:lang w:val="zh_CN" w:bidi="zh_CN"/>
+        </w:rPr>
+        <w:t>的东西不适合事奉神。</w:t>
+      </w:r>
+    </w:p>
+    <w:p>
+      <w:pPr/>
+      <w:r>
+        <w:rPr>
+          <w:lang w:val="zh_CN" w:bidi="zh_CN"/>
+        </w:rPr>
+      </w:r>
+      <w:r>
+        <w:rPr>
           <w:b/>
           <w:lang w:val="zh_CN" w:bidi="zh_CN"/>
         </w:rPr>
+        <w:t>当你翻译鬼时，要注意以下几个事项：</w:t>
+      </w:r>
+    </w:p>
+    <w:p>
+      <w:pPr/>
+      <w:r>
+        <w:rPr>
+          <w:lang w:val="zh_CN" w:bidi="zh_CN"/>
+        </w:rPr>
+      </w:r>
+      <w:r>
+        <w:rPr>
+          <w:lang w:val="zh_CN" w:bidi="zh_CN"/>
+        </w:rPr>
+        <w:t>鬼不是已死之人的灵魂，尽管在许多文化中，他们可能会假装成他们是谁。如果你必须使用一个词语来表示死去之人的灵魂，那么请注意，随着时间的推移，人们必须要学会这些灵并不真的是那些死去之人的灵魂，而是假装成这样的。</w:t>
+      </w:r>
+      <w:r>
+        <w:rPr>
+          <w:lang w:val="zh_CN" w:bidi="zh_CN"/>
+        </w:rPr>
+      </w:r>
+      <w:r>
+        <w:rPr>
+          <w:lang w:val="zh_CN" w:bidi="zh_CN"/>
+        </w:rPr>
+      </w:r>
+    </w:p>
+    <w:p>
+      <w:pPr/>
+      <w:r>
+        <w:rPr>
+          <w:lang w:val="zh_CN" w:bidi="zh_CN"/>
+        </w:rPr>
+      </w:r>
+    </w:p>
+    <w:p>
+      <w:pPr>
+        <w:pStyle w:val="Heading2"/>
+      </w:pPr>
+      <w:r>
+        <w:rPr>
+          <w:lang w:val="zh_CN" w:bidi="zh_CN"/>
+        </w:rPr>
+        <w:t>邪灵</w:t>
+      </w:r>
+      <w:r>
+        <w:rPr>
+          <w:lang w:val="zh_CN" w:bidi="zh_CN"/>
+        </w:rPr>
+      </w:r>
+    </w:p>
+    <w:p>
+      <w:pPr>
+        <w:pStyle w:val="Heading4"/>
+      </w:pPr>
+      <w:r>
+        <w:rPr>
+          <w:lang w:val="zh_CN" w:bidi="zh_CN"/>
+        </w:rPr>
+        <w:t>Audio Content</w:t>
+      </w:r>
+    </w:p>
+    <w:p>
+      <w:pPr/>
+      <w:r>
+        <w:rPr>
+          <w:lang w:val="zh_CN" w:bidi="zh_CN"/>
+        </w:rPr>
+      </w:r>
+      <w:hyperlink r:id="rId16">
+        <w:r>
+          <w:rPr>
+            <w:lang w:val="zh_CN" w:bidi="zh_CN"/>
+          </w:rPr>
+          <w:rPr>
+            <w:color w:val="0000EE"/>
+            <w:u w:val="single"/>
+          </w:rPr>
+          <w:t>mp3 file</w:t>
+        </w:r>
+      </w:hyperlink>
+      <w:r>
+        <w:rPr>
+          <w:lang w:val="zh_CN" w:bidi="zh_CN"/>
+        </w:rPr>
+        <w:t xml:space="preserve"> (None KB)</w:t>
+      </w:r>
+      <w:r>
+        <w:rPr>
+          <w:lang w:val="zh_CN" w:bidi="zh_CN"/>
+        </w:rPr>
+      </w:r>
+      <w:r>
+        <w:rPr>
+          <w:lang w:val="zh_CN" w:bidi="zh_CN"/>
+        </w:rPr>
+      </w:r>
+    </w:p>
+    <w:p>
+      <w:pPr/>
+      <w:r>
+        <w:rPr>
+          <w:lang w:val="zh_CN" w:bidi="zh_CN"/>
+        </w:rPr>
+      </w:r>
+    </w:p>
+    <w:p>
+      <w:pPr>
+        <w:pStyle w:val="Heading2"/>
+      </w:pPr>
+      <w:r>
+        <w:rPr>
+          <w:lang w:val="zh_CN" w:bidi="zh_CN"/>
+        </w:rPr>
         <w:t>亵渎</w:t>
       </w:r>
       <w:r>
         <w:rPr>
           <w:lang w:val="zh_CN" w:bidi="zh_CN"/>
         </w:rPr>
+      </w:r>
+    </w:p>
+    <w:p>
+      <w:pPr/>
+      <w:r>
+        <w:rPr>
+          <w:lang w:val="zh_CN" w:bidi="zh_CN"/>
+        </w:rPr>
+      </w:r>
+      <w:r>
+        <w:rPr>
+          <w:b/>
+          <w:lang w:val="zh_CN" w:bidi="zh_CN"/>
+        </w:rPr>
+        <w:t>亵渎</w:t>
+      </w:r>
+      <w:r>
+        <w:rPr>
+          <w:lang w:val="zh_CN" w:bidi="zh_CN"/>
+        </w:rPr>
         <w:t>某人意味着说关于一个人的</w:t>
       </w:r>
-      <w:r>
-        <w:rPr>
-          <w:lang w:val="zh_CN" w:bidi="zh_CN"/>
-        </w:rPr>
-        <w:t>邪恶</w:t>
-      </w:r>
+      <w:hyperlink r:id="rId24">
+        <w:r>
+          <w:rPr>
+            <w:lang w:val="zh_CN" w:bidi="zh_CN"/>
+          </w:rPr>
+          <w:rPr>
+            <w:color w:val="0000EE"/>
+            <w:u w:val="single"/>
+          </w:rPr>
+          <w:t>邪恶</w:t>
+        </w:r>
+      </w:hyperlink>
       <w:r>
         <w:rPr>
           <w:lang w:val="zh_CN" w:bidi="zh_CN"/>
         </w:rPr>
         <w:t>的话，并羞辱那人。一个人如果</w:t>
       </w:r>
-      <w:r>
-        <w:rPr>
-          <w:lang w:val="zh_CN" w:bidi="zh_CN"/>
-        </w:rPr>
-        <w:t>咒诅</w:t>
-      </w:r>
+      <w:hyperlink r:id="rId26">
+        <w:r>
+          <w:rPr>
+            <w:lang w:val="zh_CN" w:bidi="zh_CN"/>
+          </w:rPr>
+          <w:rPr>
+            <w:color w:val="0000EE"/>
+            <w:u w:val="single"/>
+          </w:rPr>
+          <w:t>咒诅</w:t>
+        </w:r>
+      </w:hyperlink>
       <w:r>
         <w:rPr>
           <w:lang w:val="zh_CN" w:bidi="zh_CN"/>
         </w:rPr>
         <w:t>神、冒犯神，羞辱神，或者使神看起来没有那么有权势或不那么重要，就是在亵渎神。亵渎的惩罚是死。</w:t>
+      </w:r>
+      <w:r>
+        <w:rPr>
+          <w:lang w:val="zh_CN" w:bidi="zh_CN"/>
+        </w:rPr>
+      </w:r>
+      <w:r>
+        <w:rPr>
+          <w:lang w:val="zh_CN" w:bidi="zh_CN"/>
+        </w:rPr>
+      </w:r>
+    </w:p>
+    <w:p>
+      <w:pPr/>
+      <w:r>
+        <w:rPr>
+          <w:lang w:val="zh_CN" w:bidi="zh_CN"/>
+        </w:rPr>
+      </w:r>
+    </w:p>
+    <w:p>
+      <w:pPr>
+        <w:pStyle w:val="Heading2"/>
+      </w:pPr>
+      <w:r>
+        <w:rPr>
+          <w:lang w:val="zh_CN" w:bidi="zh_CN"/>
+        </w:rPr>
+        <w:t>亵渎</w:t>
+      </w:r>
+      <w:r>
+        <w:rPr>
+          <w:lang w:val="zh_CN" w:bidi="zh_CN"/>
+        </w:rPr>
+      </w:r>
+    </w:p>
+    <w:p>
+      <w:pPr>
+        <w:pStyle w:val="Heading4"/>
+      </w:pPr>
+      <w:r>
+        <w:rPr>
+          <w:lang w:val="zh_CN" w:bidi="zh_CN"/>
+        </w:rPr>
+        <w:t>Audio Content</w:t>
+      </w:r>
+    </w:p>
+    <w:p>
+      <w:pPr/>
+      <w:r>
+        <w:rPr>
+          <w:lang w:val="zh_CN" w:bidi="zh_CN"/>
+        </w:rPr>
+      </w:r>
+      <w:hyperlink r:id="rId16">
+        <w:r>
+          <w:rPr>
+            <w:lang w:val="zh_CN" w:bidi="zh_CN"/>
+          </w:rPr>
+          <w:rPr>
+            <w:color w:val="0000EE"/>
+            <w:u w:val="single"/>
+          </w:rPr>
+          <w:t>mp3 file</w:t>
+        </w:r>
+      </w:hyperlink>
+      <w:r>
+        <w:rPr>
+          <w:lang w:val="zh_CN" w:bidi="zh_CN"/>
+        </w:rPr>
+        <w:t xml:space="preserve"> (None KB)</w:t>
       </w:r>
       <w:r>
         <w:rPr>

--- a/zhs/docx/074.content.docx
+++ b/zhs/docx/074.content.docx
@@ -39,80 +39,37 @@
           <w:b/>
           <w:lang w:val="zh_CN" w:bidi="zh_CN"/>
         </w:rPr>
-        <w:t>Familiarization, Internalization, Articulation (Fia) Terms</w:t>
-      </w:r>
-      <w:r>
-        <w:rPr>
-          <w:lang w:val="zh_CN" w:bidi="zh_CN"/>
-        </w:rPr>
-        <w:t xml:space="preserve"> (Chinese (Simplified)) is based on: </w:t>
-      </w:r>
-      <w:r>
-        <w:rPr>
-          <w:lang w:val="zh_CN" w:bidi="zh_CN"/>
-        </w:rPr>
-        <w:t>Familiarization, Internalization, Articulation (Fia) Terms</w:t>
-      </w:r>
-      <w:r>
-        <w:rPr>
-          <w:lang w:val="zh_CN" w:bidi="zh_CN"/>
-        </w:rPr>
-        <w:t xml:space="preserve">, </w:t>
-      </w:r>
-      <w:hyperlink r:id="rId13">
-        <w:r>
-          <w:rPr>
-            <w:lang w:val="zh_CN" w:bidi="zh_CN"/>
-          </w:rPr>
-          <w:rPr>
-            <w:color w:val="0000EE"/>
-            <w:u w:val="single"/>
-          </w:rPr>
-          <w:t>SRV Partners</w:t>
-        </w:r>
-      </w:hyperlink>
-      <w:r>
-        <w:rPr>
-          <w:lang w:val="zh_CN" w:bidi="zh_CN"/>
-        </w:rPr>
-        <w:t xml:space="preserve">, 2023, which is licensed under a </w:t>
-      </w:r>
-      <w:hyperlink r:id="rId14">
-        <w:r>
-          <w:rPr>
-            <w:lang w:val="zh_CN" w:bidi="zh_CN"/>
-          </w:rPr>
-          <w:rPr>
-            <w:color w:val="0000EE"/>
-            <w:u w:val="single"/>
-          </w:rPr>
-          <w:t>CC BY-SA 4.0 license</w:t>
-        </w:r>
-      </w:hyperlink>
-      <w:r>
-        <w:rPr>
-          <w:lang w:val="zh_CN" w:bidi="zh_CN"/>
-        </w:rPr>
-        <w:t>.</w:t>
-      </w:r>
-      <w:r>
-        <w:rPr>
-          <w:lang w:val="zh_CN" w:bidi="zh_CN"/>
-        </w:rPr>
-      </w:r>
-    </w:p>
-    <w:p>
-      <w:pPr/>
-      <w:r>
-        <w:rPr>
-          <w:lang w:val="zh_CN" w:bidi="zh_CN"/>
-        </w:rPr>
-      </w:r>
-      <w:r>
-        <w:rPr>
-          <w:lang w:val="zh_CN" w:bidi="zh_CN"/>
-        </w:rPr>
-        <w:t>This PDF version is provided under the same license.</w:t>
+        <w:t>Familiarization, Internalization, Articulation (FIA) Key Terms</w:t>
+      </w:r>
+      <w:r>
+        <w:rPr>
+          <w:lang w:val="zh_CN" w:bidi="zh_CN"/>
+        </w:rPr>
+        <w:t xml:space="preserve"> © 2023 SRV Partners Released under CC BY-SA 4.0 license. </w:t>
+      </w:r>
+      <w:r>
+        <w:rPr>
+          <w:lang w:val="zh_CN" w:bidi="zh_CN"/>
+        </w:rPr>
+        <w:t>Familiarization, Internalization, Articulation (FIA) Key Terms</w:t>
+      </w:r>
+      <w:r>
+        <w:rPr>
+          <w:lang w:val="zh_CN" w:bidi="zh_CN"/>
+        </w:rPr>
+        <w:t xml:space="preserve"> has been adapted in the following languages Tok Pisin, عربي, Français, हिंदी, Bahasa Indonesia, Português, Русский, Español, Kiswahili, 简体中文 from </w:t>
+      </w:r>
+      <w:r>
+        <w:rPr>
+          <w:lang w:val="zh_CN" w:bidi="zh_CN"/>
+        </w:rPr>
+        <w:t>Familiarization, Internalization, Articulation (FIA)</w:t>
+      </w:r>
+      <w:r>
+        <w:rPr>
+          <w:lang w:val="zh_CN" w:bidi="zh_CN"/>
+        </w:rPr>
+        <w:t xml:space="preserve"> © 2023 SRV Partners. Released under CC BY-SA 4.0 license by Mission Mutual</w:t>
       </w:r>
       <w:r>
         <w:rPr>
@@ -303,7 +260,7 @@
         </w:rPr>
         <w:t>神恨恶邪恶。只有神才能消灭邪恶，因为神是全然良善的。当神建立祂的</w:t>
       </w:r>
-      <w:hyperlink r:id="rId15">
+      <w:hyperlink r:id="rId13">
         <w:r>
           <w:rPr>
             <w:lang w:val="zh_CN" w:bidi="zh_CN"/>
@@ -374,7 +331,7 @@
           <w:lang w:val="zh_CN" w:bidi="zh_CN"/>
         </w:rPr>
       </w:r>
-      <w:hyperlink r:id="rId16">
+      <w:hyperlink r:id="rId14">
         <w:r>
           <w:rPr>
             <w:lang w:val="zh_CN" w:bidi="zh_CN"/>
@@ -461,7 +418,7 @@
         </w:rPr>
         <w:t>邪恶的人会想去做伤害他人的坏事。 当人停止顺服</w:t>
       </w:r>
-      <w:hyperlink r:id="rId17">
+      <w:hyperlink r:id="rId15">
         <w:r>
           <w:rPr>
             <w:lang w:val="zh_CN" w:bidi="zh_CN"/>
@@ -560,7 +517,7 @@
           <w:lang w:val="zh_CN" w:bidi="zh_CN"/>
         </w:rPr>
       </w:r>
-      <w:hyperlink r:id="rId16">
+      <w:hyperlink r:id="rId14">
         <w:r>
           <w:rPr>
             <w:lang w:val="zh_CN" w:bidi="zh_CN"/>
@@ -620,7 +577,7 @@
           <w:lang w:val="zh_CN" w:bidi="zh_CN"/>
         </w:rPr>
       </w:r>
-      <w:hyperlink r:id="rId18">
+      <w:hyperlink r:id="rId16">
         <w:r>
           <w:rPr>
             <w:lang w:val="zh_CN" w:bidi="zh_CN"/>
@@ -664,7 +621,7 @@
         </w:rPr>
         <w:t>这些短语指的都是同一件事。鬼是反叛神的灵。所有鬼的首领被称为</w:t>
       </w:r>
-      <w:hyperlink r:id="rId19">
+      <w:hyperlink r:id="rId17">
         <w:r>
           <w:rPr>
             <w:lang w:val="zh_CN" w:bidi="zh_CN"/>
@@ -682,7 +639,7 @@
         </w:rPr>
         <w:t>、</w:t>
       </w:r>
-      <w:hyperlink r:id="rId20">
+      <w:hyperlink r:id="rId18">
         <w:r>
           <w:rPr>
             <w:lang w:val="zh_CN" w:bidi="zh_CN"/>
@@ -700,7 +657,7 @@
         </w:rPr>
         <w:t>，有时还被称作别西卜。因为神创造了万物，所以神也创造了这些灵。神创造他们，就像</w:t>
       </w:r>
-      <w:hyperlink r:id="rId21">
+      <w:hyperlink r:id="rId19">
         <w:r>
           <w:rPr>
             <w:lang w:val="zh_CN" w:bidi="zh_CN"/>
@@ -732,7 +689,7 @@
         </w:rPr>
         <w:t>鬼可以控制人们，让人们生病或行为怪异。当鬼控制一个人时，我们说这个人被</w:t>
       </w:r>
-      <w:hyperlink r:id="rId22">
+      <w:hyperlink r:id="rId20">
         <w:r>
           <w:rPr>
             <w:lang w:val="zh_CN" w:bidi="zh_CN"/>
@@ -750,7 +707,7 @@
         </w:rPr>
         <w:t>了。一个被鬼附的人可能会成为聋子、哑巴，或者有类似于间歇性的癫痫发作。这个人可能会变得非常暴力并大声喊叫。</w:t>
       </w:r>
-      <w:hyperlink r:id="rId23">
+      <w:hyperlink r:id="rId21">
         <w:r>
           <w:rPr>
             <w:lang w:val="zh_CN" w:bidi="zh_CN"/>
@@ -782,7 +739,7 @@
         </w:rPr>
         <w:t>鬼也可以被称为邪灵。这表明他们的意图是</w:t>
       </w:r>
-      <w:hyperlink r:id="rId24">
+      <w:hyperlink r:id="rId22">
         <w:r>
           <w:rPr>
             <w:lang w:val="zh_CN" w:bidi="zh_CN"/>
@@ -800,7 +757,7 @@
         </w:rPr>
         <w:t>的。他们有时被称为不洁净的灵。</w:t>
       </w:r>
-      <w:hyperlink r:id="rId25">
+      <w:hyperlink r:id="rId23">
         <w:r>
           <w:rPr>
             <w:lang w:val="zh_CN" w:bidi="zh_CN"/>
@@ -900,7 +857,7 @@
           <w:lang w:val="zh_CN" w:bidi="zh_CN"/>
         </w:rPr>
       </w:r>
-      <w:hyperlink r:id="rId16">
+      <w:hyperlink r:id="rId14">
         <w:r>
           <w:rPr>
             <w:lang w:val="zh_CN" w:bidi="zh_CN"/>
@@ -973,7 +930,7 @@
         </w:rPr>
         <w:t>某人意味着说关于一个人的</w:t>
       </w:r>
-      <w:hyperlink r:id="rId24">
+      <w:hyperlink r:id="rId22">
         <w:r>
           <w:rPr>
             <w:lang w:val="zh_CN" w:bidi="zh_CN"/>
@@ -991,7 +948,7 @@
         </w:rPr>
         <w:t>的话，并羞辱那人。一个人如果</w:t>
       </w:r>
-      <w:hyperlink r:id="rId26">
+      <w:hyperlink r:id="rId24">
         <w:r>
           <w:rPr>
             <w:lang w:val="zh_CN" w:bidi="zh_CN"/>
@@ -1062,7 +1019,7 @@
           <w:lang w:val="zh_CN" w:bidi="zh_CN"/>
         </w:rPr>
       </w:r>
-      <w:hyperlink r:id="rId16">
+      <w:hyperlink r:id="rId14">
         <w:r>
           <w:rPr>
             <w:lang w:val="zh_CN" w:bidi="zh_CN"/>

--- a/zhs/docx/074.content.docx
+++ b/zhs/docx/074.content.docx
@@ -45,7 +45,7 @@
         <w:rPr>
           <w:lang w:val="zh_CN" w:bidi="zh_CN"/>
         </w:rPr>
-        <w:t xml:space="preserve"> © 2023 SRV Partners Released under CC BY-SA 4.0 license. </w:t>
+        <w:t xml:space="preserve"> © 2025 Word Collective Released under CC BY-SA 4.0 license. </w:t>
       </w:r>
       <w:r>
         <w:rPr>
@@ -69,7 +69,7 @@
         <w:rPr>
           <w:lang w:val="zh_CN" w:bidi="zh_CN"/>
         </w:rPr>
-        <w:t xml:space="preserve"> © 2023 SRV Partners. Released under CC BY-SA 4.0 license by Mission Mutual</w:t>
+        <w:t xml:space="preserve"> © 2025 Word Collective. Released under CC BY-SA 4.0 license by Mission Mutual</w:t>
       </w:r>
       <w:r>
         <w:rPr>
